--- a/Week-2/Day-4/Snowflake-labs.docx
+++ b/Week-2/Day-4/Snowflake-labs.docx
@@ -14,7 +14,7 @@
           <w:bCs/>
           <w:lang w:val="en-IN"/>
         </w:rPr>
-        <w:t>Snowflake Architecture, Security &amp; Compute Management – Hands-on Lab</w:t>
+        <w:t xml:space="preserve">Snowflake Architecture, Security &amp; Compute Management </w:t>
       </w:r>
     </w:p>
     <w:p>
@@ -28,7 +28,7 @@
           <w:lang w:val="en-IN"/>
         </w:rPr>
         <w:pict w14:anchorId="7F3D7842">
-          <v:rect id="_x0000_i1253" style="width:0;height:1.5pt" o:hralign="center" o:hrstd="t" o:hr="t" fillcolor="#a0a0a0" stroked="f"/>
+          <v:rect id="_x0000_i1025" style="width:0;height:1.5pt" o:hralign="center" o:hrstd="t" o:hr="t" fillcolor="#a0a0a0" stroked="f"/>
         </w:pict>
       </w:r>
     </w:p>
@@ -163,7 +163,23 @@
           <w:bCs/>
           <w:lang w:val="en-IN"/>
         </w:rPr>
-        <w:t>Time Travel, Fail-safe, and Zero Copy Cloning</w:t>
+        <w:t>Time Travel, Fail</w:t>
+      </w:r>
+      <w:r>
+        <w:rPr>
+          <w:b/>
+          <w:bCs/>
+          <w:lang w:val="en-IN"/>
+        </w:rPr>
+        <w:t xml:space="preserve"> - </w:t>
+      </w:r>
+      <w:r>
+        <w:rPr>
+          <w:b/>
+          <w:bCs/>
+          <w:lang w:val="en-IN"/>
+        </w:rPr>
+        <w:t>safe, and Zero Copy Cloning</w:t>
       </w:r>
       <w:r>
         <w:rPr>
@@ -214,7 +230,7 @@
           <w:lang w:val="en-IN"/>
         </w:rPr>
         <w:pict w14:anchorId="743B8145">
-          <v:rect id="_x0000_i1254" style="width:0;height:1.5pt" o:hralign="center" o:hrstd="t" o:hr="t" fillcolor="#a0a0a0" stroked="f"/>
+          <v:rect id="_x0000_i1026" style="width:0;height:1.5pt" o:hralign="center" o:hrstd="t" o:hr="t" fillcolor="#a0a0a0" stroked="f"/>
         </w:pict>
       </w:r>
     </w:p>
@@ -268,13 +284,23 @@
         </w:rPr>
         <w:t xml:space="preserve">Access to </w:t>
       </w:r>
-      <w:r>
-        <w:rPr>
-          <w:b/>
-          <w:bCs/>
-          <w:lang w:val="en-IN"/>
-        </w:rPr>
-        <w:t>Snowsight UI</w:t>
+      <w:proofErr w:type="spellStart"/>
+      <w:r>
+        <w:rPr>
+          <w:b/>
+          <w:bCs/>
+          <w:lang w:val="en-IN"/>
+        </w:rPr>
+        <w:t>Snowsight</w:t>
+      </w:r>
+      <w:proofErr w:type="spellEnd"/>
+      <w:r>
+        <w:rPr>
+          <w:b/>
+          <w:bCs/>
+          <w:lang w:val="en-IN"/>
+        </w:rPr>
+        <w:t xml:space="preserve"> UI</w:t>
       </w:r>
       <w:r>
         <w:rPr>
@@ -311,7 +337,7 @@
           <w:lang w:val="en-IN"/>
         </w:rPr>
         <w:pict w14:anchorId="29DB39AA">
-          <v:rect id="_x0000_i1255" style="width:0;height:1.5pt" o:hralign="center" o:hrstd="t" o:hr="t" fillcolor="#a0a0a0" stroked="f"/>
+          <v:rect id="_x0000_i1027" style="width:0;height:1.5pt" o:hralign="center" o:hrstd="t" o:hr="t" fillcolor="#a0a0a0" stroked="f"/>
         </w:pict>
       </w:r>
     </w:p>
@@ -329,7 +355,7 @@
           <w:bCs/>
           <w:lang w:val="en-IN"/>
         </w:rPr>
-        <w:t>ARCHITECTURE OVERVIEW (CONCEPTUAL)</w:t>
+        <w:t xml:space="preserve">ARCHITECTURE OVERVIEW </w:t>
       </w:r>
     </w:p>
     <w:p>
@@ -530,7 +556,7 @@
           <w:lang w:val="en-IN"/>
         </w:rPr>
         <w:pict w14:anchorId="01FAA0CE">
-          <v:rect id="_x0000_i1259" style="width:0;height:1.5pt" o:hralign="center" o:hrstd="t" o:hr="t" fillcolor="#a0a0a0" stroked="f"/>
+          <v:rect id="_x0000_i1028" style="width:0;height:1.5pt" o:hralign="center" o:hrstd="t" o:hr="t" fillcolor="#a0a0a0" stroked="f"/>
         </w:pict>
       </w:r>
     </w:p>
@@ -548,7 +574,7 @@
           <w:bCs/>
           <w:lang w:val="en-IN"/>
         </w:rPr>
-        <w:t>MODULE 1 LAB — SNOWFLAKE ARCHITECTURE &amp; CORE CONCEPTS</w:t>
+        <w:t>SNOWFLAKE ARCHITECTURE &amp; CORE CONCEPTS</w:t>
       </w:r>
     </w:p>
     <w:p>
@@ -562,7 +588,7 @@
           <w:lang w:val="en-IN"/>
         </w:rPr>
         <w:pict w14:anchorId="06F7AD85">
-          <v:rect id="_x0000_i1260" style="width:0;height:1.5pt" o:hralign="center" o:hrstd="t" o:hr="t" fillcolor="#a0a0a0" stroked="f"/>
+          <v:rect id="_x0000_i1029" style="width:0;height:1.5pt" o:hralign="center" o:hrstd="t" o:hr="t" fillcolor="#a0a0a0" stroked="f"/>
         </w:pict>
       </w:r>
     </w:p>
@@ -580,7 +606,25 @@
           <w:bCs/>
           <w:lang w:val="en-IN"/>
         </w:rPr>
-        <w:t>LAB 1.1 — Explore Snowflake UI (Snowsight)</w:t>
+        <w:t>LAB 1.1 — Explore Snowflake UI (</w:t>
+      </w:r>
+      <w:proofErr w:type="spellStart"/>
+      <w:r>
+        <w:rPr>
+          <w:b/>
+          <w:bCs/>
+          <w:lang w:val="en-IN"/>
+        </w:rPr>
+        <w:t>Snowsight</w:t>
+      </w:r>
+      <w:proofErr w:type="spellEnd"/>
+      <w:r>
+        <w:rPr>
+          <w:b/>
+          <w:bCs/>
+          <w:lang w:val="en-IN"/>
+        </w:rPr>
+        <w:t>)</w:t>
       </w:r>
     </w:p>
     <w:p>
@@ -633,6 +677,7 @@
         </w:rPr>
         <w:t xml:space="preserve">Open </w:t>
       </w:r>
+      <w:proofErr w:type="spellStart"/>
       <w:r>
         <w:rPr>
           <w:b/>
@@ -641,6 +686,7 @@
         </w:rPr>
         <w:t>Snowsight</w:t>
       </w:r>
+      <w:proofErr w:type="spellEnd"/>
       <w:r>
         <w:rPr>
           <w:lang w:val="en-IN"/>
@@ -727,7 +773,7 @@
           <w:lang w:val="en-IN"/>
         </w:rPr>
         <w:pict w14:anchorId="66C88103">
-          <v:rect id="_x0000_i1261" style="width:0;height:1.5pt" o:hralign="center" o:hrstd="t" o:hr="t" fillcolor="#a0a0a0" stroked="f"/>
+          <v:rect id="_x0000_i1030" style="width:0;height:1.5pt" o:hralign="center" o:hrstd="t" o:hr="t" fillcolor="#a0a0a0" stroked="f"/>
         </w:pict>
       </w:r>
     </w:p>
@@ -758,15 +804,45 @@
         <w:rPr>
           <w:lang w:val="en-IN"/>
         </w:rPr>
-        <w:t>CREATE DATABASE telecom_db;</w:t>
+        <w:t xml:space="preserve">CREATE DATABASE </w:t>
+      </w:r>
+      <w:proofErr w:type="spellStart"/>
+      <w:r>
+        <w:rPr>
+          <w:lang w:val="en-IN"/>
+        </w:rPr>
+        <w:t>telecom_db</w:t>
+      </w:r>
+      <w:proofErr w:type="spellEnd"/>
+      <w:r>
+        <w:rPr>
+          <w:lang w:val="en-IN"/>
+        </w:rPr>
+        <w:t>;</w:t>
       </w:r>
       <w:r>
         <w:rPr>
           <w:lang w:val="en-IN"/>
         </w:rPr>
         <w:br/>
-        <w:t>CREATE SCHEMA telecom_db.raw;</w:t>
-      </w:r>
+        <w:t xml:space="preserve">CREATE SCHEMA </w:t>
+      </w:r>
+      <w:proofErr w:type="spellStart"/>
+      <w:proofErr w:type="gramStart"/>
+      <w:r>
+        <w:rPr>
+          <w:lang w:val="en-IN"/>
+        </w:rPr>
+        <w:t>telecom_db.raw</w:t>
+      </w:r>
+      <w:proofErr w:type="spellEnd"/>
+      <w:r>
+        <w:rPr>
+          <w:lang w:val="en-IN"/>
+        </w:rPr>
+        <w:t>;</w:t>
+      </w:r>
+      <w:proofErr w:type="gramEnd"/>
     </w:p>
     <w:p>
       <w:pPr>
@@ -779,7 +855,7 @@
           <w:lang w:val="en-IN"/>
         </w:rPr>
         <w:pict w14:anchorId="350A3BAE">
-          <v:rect id="_x0000_i1262" style="width:0;height:1.5pt" o:hralign="center" o:hrstd="t" o:hr="t" fillcolor="#a0a0a0" stroked="f"/>
+          <v:rect id="_x0000_i1031" style="width:0;height:1.5pt" o:hralign="center" o:hrstd="t" o:hr="t" fillcolor="#a0a0a0" stroked="f"/>
         </w:pict>
       </w:r>
     </w:p>
@@ -810,14 +886,44 @@
         <w:rPr>
           <w:lang w:val="en-IN"/>
         </w:rPr>
-        <w:t>CREATE TABLE telecom_db.raw.customers (</w:t>
+        <w:t xml:space="preserve">CREATE TABLE </w:t>
+      </w:r>
+      <w:proofErr w:type="spellStart"/>
+      <w:proofErr w:type="gramStart"/>
+      <w:r>
+        <w:rPr>
+          <w:lang w:val="en-IN"/>
+        </w:rPr>
+        <w:t>telecom_db.raw.customers</w:t>
+      </w:r>
+      <w:proofErr w:type="spellEnd"/>
+      <w:proofErr w:type="gramEnd"/>
+      <w:r>
+        <w:rPr>
+          <w:lang w:val="en-IN"/>
+        </w:rPr>
+        <w:t xml:space="preserve"> (</w:t>
       </w:r>
       <w:r>
         <w:rPr>
           <w:lang w:val="en-IN"/>
         </w:rPr>
         <w:br/>
-        <w:t xml:space="preserve">    customer_id INT,</w:t>
+        <w:t xml:space="preserve">    </w:t>
+      </w:r>
+      <w:proofErr w:type="spellStart"/>
+      <w:r>
+        <w:rPr>
+          <w:lang w:val="en-IN"/>
+        </w:rPr>
+        <w:t>customer_id</w:t>
+      </w:r>
+      <w:proofErr w:type="spellEnd"/>
+      <w:r>
+        <w:rPr>
+          <w:lang w:val="en-IN"/>
+        </w:rPr>
+        <w:t xml:space="preserve"> INT,</w:t>
       </w:r>
       <w:r>
         <w:rPr>
@@ -838,8 +944,15 @@
           <w:lang w:val="en-IN"/>
         </w:rPr>
         <w:br/>
+      </w:r>
+      <w:proofErr w:type="gramStart"/>
+      <w:r>
+        <w:rPr>
+          <w:lang w:val="en-IN"/>
+        </w:rPr>
         <w:t>);</w:t>
       </w:r>
+      <w:proofErr w:type="gramEnd"/>
     </w:p>
     <w:p>
       <w:pPr>
@@ -864,7 +977,23 @@
         <w:rPr>
           <w:lang w:val="en-IN"/>
         </w:rPr>
-        <w:t>INSERT INTO telecom_db.raw.customers VALUES</w:t>
+        <w:t xml:space="preserve">INSERT INTO </w:t>
+      </w:r>
+      <w:proofErr w:type="spellStart"/>
+      <w:proofErr w:type="gramStart"/>
+      <w:r>
+        <w:rPr>
+          <w:lang w:val="en-IN"/>
+        </w:rPr>
+        <w:t>telecom_db.raw.customers</w:t>
+      </w:r>
+      <w:proofErr w:type="spellEnd"/>
+      <w:proofErr w:type="gramEnd"/>
+      <w:r>
+        <w:rPr>
+          <w:lang w:val="en-IN"/>
+        </w:rPr>
+        <w:t xml:space="preserve"> VALUES</w:t>
       </w:r>
       <w:r>
         <w:rPr>
@@ -878,8 +1007,16 @@
           <w:lang w:val="en-IN"/>
         </w:rPr>
         <w:br/>
-        <w:t>(2, 'Alice', '9123456780');</w:t>
-      </w:r>
+        <w:t>(2, 'Alice', '9123456780'</w:t>
+      </w:r>
+      <w:proofErr w:type="gramStart"/>
+      <w:r>
+        <w:rPr>
+          <w:lang w:val="en-IN"/>
+        </w:rPr>
+        <w:t>);</w:t>
+      </w:r>
+      <w:proofErr w:type="gramEnd"/>
     </w:p>
     <w:p>
       <w:pPr>
@@ -892,7 +1029,7 @@
           <w:lang w:val="en-IN"/>
         </w:rPr>
         <w:pict w14:anchorId="64A04678">
-          <v:rect id="_x0000_i1263" style="width:0;height:1.5pt" o:hralign="center" o:hrstd="t" o:hr="t" fillcolor="#a0a0a0" stroked="f"/>
+          <v:rect id="_x0000_i1032" style="width:0;height:1.5pt" o:hralign="center" o:hrstd="t" o:hr="t" fillcolor="#a0a0a0" stroked="f"/>
         </w:pict>
       </w:r>
     </w:p>
@@ -940,8 +1077,46 @@
         <w:rPr>
           <w:lang w:val="en-IN"/>
         </w:rPr>
-        <w:t>DELETE FROM telecom_db.raw.customers WHERE customer_id = 1;</w:t>
-      </w:r>
+        <w:t xml:space="preserve">DELETE FROM </w:t>
+      </w:r>
+      <w:proofErr w:type="spellStart"/>
+      <w:proofErr w:type="gramStart"/>
+      <w:r>
+        <w:rPr>
+          <w:lang w:val="en-IN"/>
+        </w:rPr>
+        <w:t>telecom_db.raw.customers</w:t>
+      </w:r>
+      <w:proofErr w:type="spellEnd"/>
+      <w:proofErr w:type="gramEnd"/>
+      <w:r>
+        <w:rPr>
+          <w:lang w:val="en-IN"/>
+        </w:rPr>
+        <w:t xml:space="preserve"> WHERE </w:t>
+      </w:r>
+      <w:proofErr w:type="spellStart"/>
+      <w:r>
+        <w:rPr>
+          <w:lang w:val="en-IN"/>
+        </w:rPr>
+        <w:t>customer_id</w:t>
+      </w:r>
+      <w:proofErr w:type="spellEnd"/>
+      <w:r>
+        <w:rPr>
+          <w:lang w:val="en-IN"/>
+        </w:rPr>
+        <w:t xml:space="preserve"> = </w:t>
+      </w:r>
+      <w:proofErr w:type="gramStart"/>
+      <w:r>
+        <w:rPr>
+          <w:lang w:val="en-IN"/>
+        </w:rPr>
+        <w:t>1;</w:t>
+      </w:r>
+      <w:proofErr w:type="gramEnd"/>
     </w:p>
     <w:p>
       <w:pPr>
@@ -970,8 +1145,58 @@
         <w:rPr>
           <w:lang w:val="en-IN"/>
         </w:rPr>
-        <w:t>SELECT * FROM telecom_db.raw.customers AT (OFFSET =&gt; -60*5);</w:t>
-      </w:r>
+        <w:t xml:space="preserve">SELECT * FROM </w:t>
+      </w:r>
+      <w:proofErr w:type="spellStart"/>
+      <w:proofErr w:type="gramStart"/>
+      <w:r>
+        <w:rPr>
+          <w:lang w:val="en-IN"/>
+        </w:rPr>
+        <w:t>telecom_db.raw.customers</w:t>
+      </w:r>
+      <w:proofErr w:type="spellEnd"/>
+      <w:proofErr w:type="gramEnd"/>
+      <w:r>
+        <w:rPr>
+          <w:lang w:val="en-IN"/>
+        </w:rPr>
+        <w:t xml:space="preserve"> AT (OFFSET =</w:t>
+      </w:r>
+      <w:proofErr w:type="gramStart"/>
+      <w:r>
+        <w:rPr>
+          <w:lang w:val="en-IN"/>
+        </w:rPr>
+        <w:t xml:space="preserve">&gt; </w:t>
+      </w:r>
+      <w:r>
+        <w:rPr>
+          <w:lang w:val="en-IN"/>
+        </w:rPr>
+        <w:t xml:space="preserve"> -</w:t>
+      </w:r>
+      <w:proofErr w:type="gramEnd"/>
+      <w:r>
+        <w:rPr>
+          <w:lang w:val="en-IN"/>
+        </w:rPr>
+        <w:t xml:space="preserve"> </w:t>
+      </w:r>
+      <w:r>
+        <w:rPr>
+          <w:lang w:val="en-IN"/>
+        </w:rPr>
+        <w:t>60*5</w:t>
+      </w:r>
+      <w:proofErr w:type="gramStart"/>
+      <w:r>
+        <w:rPr>
+          <w:lang w:val="en-IN"/>
+        </w:rPr>
+        <w:t>);</w:t>
+      </w:r>
+      <w:proofErr w:type="gramEnd"/>
     </w:p>
     <w:p>
       <w:pPr>
@@ -984,7 +1209,7 @@
           <w:lang w:val="en-IN"/>
         </w:rPr>
         <w:pict w14:anchorId="73BC55A3">
-          <v:rect id="_x0000_i1264" style="width:0;height:1.5pt" o:hralign="center" o:hrstd="t" o:hr="t" fillcolor="#a0a0a0" stroked="f"/>
+          <v:rect id="_x0000_i1033" style="width:0;height:1.5pt" o:hralign="center" o:hrstd="t" o:hr="t" fillcolor="#a0a0a0" stroked="f"/>
         </w:pict>
       </w:r>
     </w:p>
@@ -1015,7 +1240,45 @@
         <w:rPr>
           <w:lang w:val="en-IN"/>
         </w:rPr>
-        <w:t>CREATE TABLE telecom_db.raw.customers_clone CLONE telecom_db.raw.customers;</w:t>
+        <w:t xml:space="preserve">CREATE TABLE </w:t>
+      </w:r>
+      <w:proofErr w:type="spellStart"/>
+      <w:proofErr w:type="gramStart"/>
+      <w:r>
+        <w:rPr>
+          <w:lang w:val="en-IN"/>
+        </w:rPr>
+        <w:t>telecom_db.raw.customers</w:t>
+      </w:r>
+      <w:proofErr w:type="gramEnd"/>
+      <w:r>
+        <w:rPr>
+          <w:lang w:val="en-IN"/>
+        </w:rPr>
+        <w:t>_clone</w:t>
+      </w:r>
+      <w:proofErr w:type="spellEnd"/>
+      <w:r>
+        <w:rPr>
+          <w:lang w:val="en-IN"/>
+        </w:rPr>
+        <w:t xml:space="preserve"> CLONE </w:t>
+      </w:r>
+      <w:proofErr w:type="spellStart"/>
+      <w:proofErr w:type="gramStart"/>
+      <w:r>
+        <w:rPr>
+          <w:lang w:val="en-IN"/>
+        </w:rPr>
+        <w:t>telecom_db.raw.customers</w:t>
+      </w:r>
+      <w:proofErr w:type="spellEnd"/>
+      <w:proofErr w:type="gramEnd"/>
+      <w:r>
+        <w:rPr>
+          <w:lang w:val="en-IN"/>
+        </w:rPr>
+        <w:t>;</w:t>
       </w:r>
     </w:p>
     <w:p>
@@ -1045,8 +1308,38 @@
         <w:rPr>
           <w:lang w:val="en-IN"/>
         </w:rPr>
-        <w:t>SELECT * FROM telecom_db.raw.customers_clone;</w:t>
-      </w:r>
+        <w:t xml:space="preserve">SELECT * FROM </w:t>
+      </w:r>
+      <w:proofErr w:type="spellStart"/>
+      <w:proofErr w:type="gramStart"/>
+      <w:r>
+        <w:rPr>
+          <w:lang w:val="en-IN"/>
+        </w:rPr>
+        <w:t>telecom_db.raw.customers</w:t>
+      </w:r>
+      <w:proofErr w:type="gramEnd"/>
+      <w:r>
+        <w:rPr>
+          <w:lang w:val="en-IN"/>
+        </w:rPr>
+        <w:t>_</w:t>
+      </w:r>
+      <w:proofErr w:type="gramStart"/>
+      <w:r>
+        <w:rPr>
+          <w:lang w:val="en-IN"/>
+        </w:rPr>
+        <w:t>clone</w:t>
+      </w:r>
+      <w:proofErr w:type="spellEnd"/>
+      <w:r>
+        <w:rPr>
+          <w:lang w:val="en-IN"/>
+        </w:rPr>
+        <w:t>;</w:t>
+      </w:r>
+      <w:proofErr w:type="gramEnd"/>
     </w:p>
     <w:p>
       <w:pPr>
@@ -1059,7 +1352,7 @@
           <w:lang w:val="en-IN"/>
         </w:rPr>
         <w:pict w14:anchorId="1B2E4B93">
-          <v:rect id="_x0000_i1265" style="width:0;height:1.5pt" o:hralign="center" o:hrstd="t" o:hr="t" fillcolor="#a0a0a0" stroked="f"/>
+          <v:rect id="_x0000_i1034" style="width:0;height:1.5pt" o:hralign="center" o:hrstd="t" o:hr="t" fillcolor="#a0a0a0" stroked="f"/>
         </w:pict>
       </w:r>
     </w:p>
@@ -1077,7 +1370,23 @@
           <w:bCs/>
           <w:lang w:val="en-IN"/>
         </w:rPr>
-        <w:t>LAB 1.6 — Fail-safe (Concept)</w:t>
+        <w:t>LAB 1.6 — Fail</w:t>
+      </w:r>
+      <w:r>
+        <w:rPr>
+          <w:b/>
+          <w:bCs/>
+          <w:lang w:val="en-IN"/>
+        </w:rPr>
+        <w:t xml:space="preserve"> - </w:t>
+      </w:r>
+      <w:r>
+        <w:rPr>
+          <w:b/>
+          <w:bCs/>
+          <w:lang w:val="en-IN"/>
+        </w:rPr>
+        <w:t>safe (Concept)</w:t>
       </w:r>
     </w:p>
     <w:p>
@@ -1094,7 +1403,19 @@
         <w:rPr>
           <w:lang w:val="en-IN"/>
         </w:rPr>
-        <w:t xml:space="preserve">Automatic 7-day recovery (cannot be queried directly) </w:t>
+        <w:t>Automatic 7</w:t>
+      </w:r>
+      <w:r>
+        <w:rPr>
+          <w:lang w:val="en-IN"/>
+        </w:rPr>
+        <w:t xml:space="preserve"> - </w:t>
+      </w:r>
+      <w:r>
+        <w:rPr>
+          <w:lang w:val="en-IN"/>
+        </w:rPr>
+        <w:t xml:space="preserve">day recovery (cannot be queried directly) </w:t>
       </w:r>
     </w:p>
     <w:p>
@@ -1125,7 +1446,7 @@
           <w:lang w:val="en-IN"/>
         </w:rPr>
         <w:pict w14:anchorId="5A15F588">
-          <v:rect id="_x0000_i1266" style="width:0;height:1.5pt" o:hralign="center" o:hrstd="t" o:hr="t" fillcolor="#a0a0a0" stroked="f"/>
+          <v:rect id="_x0000_i1035" style="width:0;height:1.5pt" o:hralign="center" o:hrstd="t" o:hr="t" fillcolor="#a0a0a0" stroked="f"/>
         </w:pict>
       </w:r>
     </w:p>
@@ -1156,8 +1477,16 @@
         <w:rPr>
           <w:lang w:val="en-IN"/>
         </w:rPr>
-        <w:t>CREATE WAREHOUSE compute_wh</w:t>
-      </w:r>
+        <w:t xml:space="preserve">CREATE WAREHOUSE </w:t>
+      </w:r>
+      <w:proofErr w:type="spellStart"/>
+      <w:r>
+        <w:rPr>
+          <w:lang w:val="en-IN"/>
+        </w:rPr>
+        <w:t>compute_wh</w:t>
+      </w:r>
+      <w:proofErr w:type="spellEnd"/>
       <w:r>
         <w:rPr>
           <w:lang w:val="en-IN"/>
@@ -1177,8 +1506,16 @@
           <w:lang w:val="en-IN"/>
         </w:rPr>
         <w:br/>
-        <w:t>AUTO_RESUME = TRUE;</w:t>
-      </w:r>
+        <w:t xml:space="preserve">AUTO_RESUME = </w:t>
+      </w:r>
+      <w:proofErr w:type="gramStart"/>
+      <w:r>
+        <w:rPr>
+          <w:lang w:val="en-IN"/>
+        </w:rPr>
+        <w:t>TRUE;</w:t>
+      </w:r>
+      <w:proofErr w:type="gramEnd"/>
     </w:p>
     <w:p>
       <w:pPr>
@@ -1191,7 +1528,7 @@
           <w:lang w:val="en-IN"/>
         </w:rPr>
         <w:pict w14:anchorId="177945EA">
-          <v:rect id="_x0000_i1267" style="width:0;height:1.5pt" o:hralign="center" o:hrstd="t" o:hr="t" fillcolor="#a0a0a0" stroked="f"/>
+          <v:rect id="_x0000_i1036" style="width:0;height:1.5pt" o:hralign="center" o:hrstd="t" o:hr="t" fillcolor="#a0a0a0" stroked="f"/>
         </w:pict>
       </w:r>
     </w:p>
@@ -1223,7 +1560,7 @@
           <w:lang w:val="en-IN"/>
         </w:rPr>
         <w:pict w14:anchorId="227BDDE1">
-          <v:rect id="_x0000_i1268" style="width:0;height:1.5pt" o:hralign="center" o:hrstd="t" o:hr="t" fillcolor="#a0a0a0" stroked="f"/>
+          <v:rect id="_x0000_i1037" style="width:0;height:1.5pt" o:hralign="center" o:hrstd="t" o:hr="t" fillcolor="#a0a0a0" stroked="f"/>
         </w:pict>
       </w:r>
     </w:p>
@@ -1254,8 +1591,30 @@
         <w:rPr>
           <w:lang w:val="en-IN"/>
         </w:rPr>
-        <w:t>CREATE ROLE analyst_role;</w:t>
-      </w:r>
+        <w:t xml:space="preserve">CREATE ROLE </w:t>
+      </w:r>
+      <w:proofErr w:type="spellStart"/>
+      <w:r>
+        <w:rPr>
+          <w:lang w:val="en-IN"/>
+        </w:rPr>
+        <w:t>analyst_</w:t>
+      </w:r>
+      <w:proofErr w:type="gramStart"/>
+      <w:r>
+        <w:rPr>
+          <w:lang w:val="en-IN"/>
+        </w:rPr>
+        <w:t>role</w:t>
+      </w:r>
+      <w:proofErr w:type="spellEnd"/>
+      <w:r>
+        <w:rPr>
+          <w:lang w:val="en-IN"/>
+        </w:rPr>
+        <w:t>;</w:t>
+      </w:r>
+      <w:proofErr w:type="gramEnd"/>
     </w:p>
     <w:p>
       <w:pPr>
@@ -1268,7 +1627,7 @@
           <w:lang w:val="en-IN"/>
         </w:rPr>
         <w:pict w14:anchorId="04FBB93D">
-          <v:rect id="_x0000_i1269" style="width:0;height:1.5pt" o:hralign="center" o:hrstd="t" o:hr="t" fillcolor="#a0a0a0" stroked="f"/>
+          <v:rect id="_x0000_i1038" style="width:0;height:1.5pt" o:hralign="center" o:hrstd="t" o:hr="t" fillcolor="#a0a0a0" stroked="f"/>
         </w:pict>
       </w:r>
     </w:p>
@@ -1299,8 +1658,16 @@
         <w:rPr>
           <w:lang w:val="en-IN"/>
         </w:rPr>
-        <w:t>CREATE USER analyst_user</w:t>
-      </w:r>
+        <w:t xml:space="preserve">CREATE USER </w:t>
+      </w:r>
+      <w:proofErr w:type="spellStart"/>
+      <w:r>
+        <w:rPr>
+          <w:lang w:val="en-IN"/>
+        </w:rPr>
+        <w:t>analyst_user</w:t>
+      </w:r>
+      <w:proofErr w:type="spellEnd"/>
       <w:r>
         <w:rPr>
           <w:lang w:val="en-IN"/>
@@ -1313,8 +1680,30 @@
           <w:lang w:val="en-IN"/>
         </w:rPr>
         <w:br/>
-        <w:t>DEFAULT_ROLE = analyst_role;</w:t>
-      </w:r>
+        <w:t xml:space="preserve">DEFAULT_ROLE = </w:t>
+      </w:r>
+      <w:proofErr w:type="spellStart"/>
+      <w:r>
+        <w:rPr>
+          <w:lang w:val="en-IN"/>
+        </w:rPr>
+        <w:t>analyst_</w:t>
+      </w:r>
+      <w:proofErr w:type="gramStart"/>
+      <w:r>
+        <w:rPr>
+          <w:lang w:val="en-IN"/>
+        </w:rPr>
+        <w:t>role</w:t>
+      </w:r>
+      <w:proofErr w:type="spellEnd"/>
+      <w:r>
+        <w:rPr>
+          <w:lang w:val="en-IN"/>
+        </w:rPr>
+        <w:t>;</w:t>
+      </w:r>
+      <w:proofErr w:type="gramEnd"/>
     </w:p>
     <w:p>
       <w:pPr>
@@ -1327,7 +1716,7 @@
           <w:lang w:val="en-IN"/>
         </w:rPr>
         <w:pict w14:anchorId="47FE0AFD">
-          <v:rect id="_x0000_i1270" style="width:0;height:1.5pt" o:hralign="center" o:hrstd="t" o:hr="t" fillcolor="#a0a0a0" stroked="f"/>
+          <v:rect id="_x0000_i1039" style="width:0;height:1.5pt" o:hralign="center" o:hrstd="t" o:hr="t" fillcolor="#a0a0a0" stroked="f"/>
         </w:pict>
       </w:r>
     </w:p>
@@ -1358,8 +1747,44 @@
         <w:rPr>
           <w:lang w:val="en-IN"/>
         </w:rPr>
-        <w:t>GRANT ROLE analyst_role TO USER analyst_user;</w:t>
-      </w:r>
+        <w:t xml:space="preserve">GRANT ROLE </w:t>
+      </w:r>
+      <w:proofErr w:type="spellStart"/>
+      <w:r>
+        <w:rPr>
+          <w:lang w:val="en-IN"/>
+        </w:rPr>
+        <w:t>analyst_role</w:t>
+      </w:r>
+      <w:proofErr w:type="spellEnd"/>
+      <w:r>
+        <w:rPr>
+          <w:lang w:val="en-IN"/>
+        </w:rPr>
+        <w:t xml:space="preserve"> TO USER </w:t>
+      </w:r>
+      <w:proofErr w:type="spellStart"/>
+      <w:r>
+        <w:rPr>
+          <w:lang w:val="en-IN"/>
+        </w:rPr>
+        <w:t>analyst_</w:t>
+      </w:r>
+      <w:proofErr w:type="gramStart"/>
+      <w:r>
+        <w:rPr>
+          <w:lang w:val="en-IN"/>
+        </w:rPr>
+        <w:t>user</w:t>
+      </w:r>
+      <w:proofErr w:type="spellEnd"/>
+      <w:r>
+        <w:rPr>
+          <w:lang w:val="en-IN"/>
+        </w:rPr>
+        <w:t>;</w:t>
+      </w:r>
+      <w:proofErr w:type="gramEnd"/>
     </w:p>
     <w:p>
       <w:pPr>
@@ -1372,7 +1797,7 @@
           <w:lang w:val="en-IN"/>
         </w:rPr>
         <w:pict w14:anchorId="77F85DBB">
-          <v:rect id="_x0000_i1271" style="width:0;height:1.5pt" o:hralign="center" o:hrstd="t" o:hr="t" fillcolor="#a0a0a0" stroked="f"/>
+          <v:rect id="_x0000_i1040" style="width:0;height:1.5pt" o:hralign="center" o:hrstd="t" o:hr="t" fillcolor="#a0a0a0" stroked="f"/>
         </w:pict>
       </w:r>
     </w:p>
@@ -1403,22 +1828,114 @@
         <w:rPr>
           <w:lang w:val="en-IN"/>
         </w:rPr>
-        <w:t>GRANT USAGE ON DATABASE telecom_db TO ROLE analyst_role;</w:t>
+        <w:t xml:space="preserve">GRANT USAGE ON DATABASE </w:t>
+      </w:r>
+      <w:proofErr w:type="spellStart"/>
+      <w:r>
+        <w:rPr>
+          <w:lang w:val="en-IN"/>
+        </w:rPr>
+        <w:t>telecom_db</w:t>
+      </w:r>
+      <w:proofErr w:type="spellEnd"/>
+      <w:r>
+        <w:rPr>
+          <w:lang w:val="en-IN"/>
+        </w:rPr>
+        <w:t xml:space="preserve"> TO ROLE </w:t>
+      </w:r>
+      <w:proofErr w:type="spellStart"/>
+      <w:r>
+        <w:rPr>
+          <w:lang w:val="en-IN"/>
+        </w:rPr>
+        <w:t>analyst_role</w:t>
+      </w:r>
+      <w:proofErr w:type="spellEnd"/>
+      <w:r>
+        <w:rPr>
+          <w:lang w:val="en-IN"/>
+        </w:rPr>
+        <w:t>;</w:t>
       </w:r>
       <w:r>
         <w:rPr>
           <w:lang w:val="en-IN"/>
         </w:rPr>
         <w:br/>
-        <w:t>GRANT USAGE ON SCHEMA telecom_db.raw TO ROLE analyst_role;</w:t>
+        <w:t xml:space="preserve">GRANT USAGE ON SCHEMA </w:t>
+      </w:r>
+      <w:proofErr w:type="spellStart"/>
+      <w:r>
+        <w:rPr>
+          <w:lang w:val="en-IN"/>
+        </w:rPr>
+        <w:t>telecom_db.raw</w:t>
+      </w:r>
+      <w:proofErr w:type="spellEnd"/>
+      <w:r>
+        <w:rPr>
+          <w:lang w:val="en-IN"/>
+        </w:rPr>
+        <w:t xml:space="preserve"> TO ROLE </w:t>
+      </w:r>
+      <w:proofErr w:type="spellStart"/>
+      <w:r>
+        <w:rPr>
+          <w:lang w:val="en-IN"/>
+        </w:rPr>
+        <w:t>analyst_role</w:t>
+      </w:r>
+      <w:proofErr w:type="spellEnd"/>
+      <w:r>
+        <w:rPr>
+          <w:lang w:val="en-IN"/>
+        </w:rPr>
+        <w:t>;</w:t>
       </w:r>
       <w:r>
         <w:rPr>
           <w:lang w:val="en-IN"/>
         </w:rPr>
         <w:br/>
-        <w:t>GRANT SELECT ON ALL TABLES IN SCHEMA telecom_db.raw TO ROLE analyst_role;</w:t>
-      </w:r>
+        <w:t xml:space="preserve">GRANT SELECT ON ALL TABLES IN SCHEMA </w:t>
+      </w:r>
+      <w:proofErr w:type="spellStart"/>
+      <w:r>
+        <w:rPr>
+          <w:lang w:val="en-IN"/>
+        </w:rPr>
+        <w:t>telecom_db.raw</w:t>
+      </w:r>
+      <w:proofErr w:type="spellEnd"/>
+      <w:r>
+        <w:rPr>
+          <w:lang w:val="en-IN"/>
+        </w:rPr>
+        <w:t xml:space="preserve"> TO ROLE </w:t>
+      </w:r>
+      <w:proofErr w:type="spellStart"/>
+      <w:r>
+        <w:rPr>
+          <w:lang w:val="en-IN"/>
+        </w:rPr>
+        <w:t>analyst_</w:t>
+      </w:r>
+      <w:proofErr w:type="gramStart"/>
+      <w:r>
+        <w:rPr>
+          <w:lang w:val="en-IN"/>
+        </w:rPr>
+        <w:t>role</w:t>
+      </w:r>
+      <w:proofErr w:type="spellEnd"/>
+      <w:r>
+        <w:rPr>
+          <w:lang w:val="en-IN"/>
+        </w:rPr>
+        <w:t>;</w:t>
+      </w:r>
+      <w:proofErr w:type="gramEnd"/>
     </w:p>
     <w:p>
       <w:pPr>
@@ -1431,7 +1948,7 @@
           <w:lang w:val="en-IN"/>
         </w:rPr>
         <w:pict w14:anchorId="0E30B643">
-          <v:rect id="_x0000_i1272" style="width:0;height:1.5pt" o:hralign="center" o:hrstd="t" o:hr="t" fillcolor="#a0a0a0" stroked="f"/>
+          <v:rect id="_x0000_i1041" style="width:0;height:1.5pt" o:hralign="center" o:hrstd="t" o:hr="t" fillcolor="#a0a0a0" stroked="f"/>
         </w:pict>
       </w:r>
     </w:p>
@@ -1479,14 +1996,44 @@
         <w:rPr>
           <w:lang w:val="en-IN"/>
         </w:rPr>
-        <w:t>USE ROLE analyst_role;</w:t>
+        <w:t xml:space="preserve">USE ROLE </w:t>
+      </w:r>
+      <w:proofErr w:type="spellStart"/>
+      <w:r>
+        <w:rPr>
+          <w:lang w:val="en-IN"/>
+        </w:rPr>
+        <w:t>analyst_role</w:t>
+      </w:r>
+      <w:proofErr w:type="spellEnd"/>
+      <w:r>
+        <w:rPr>
+          <w:lang w:val="en-IN"/>
+        </w:rPr>
+        <w:t>;</w:t>
       </w:r>
       <w:r>
         <w:rPr>
           <w:lang w:val="en-IN"/>
         </w:rPr>
         <w:br/>
-        <w:t>SELECT * FROM telecom_db.raw.customers;</w:t>
+        <w:t xml:space="preserve">SELECT * FROM </w:t>
+      </w:r>
+      <w:proofErr w:type="spellStart"/>
+      <w:proofErr w:type="gramStart"/>
+      <w:r>
+        <w:rPr>
+          <w:lang w:val="en-IN"/>
+        </w:rPr>
+        <w:t>telecom_db.raw.customers</w:t>
+      </w:r>
+      <w:proofErr w:type="spellEnd"/>
+      <w:proofErr w:type="gramEnd"/>
+      <w:r>
+        <w:rPr>
+          <w:lang w:val="en-IN"/>
+        </w:rPr>
+        <w:t>;</w:t>
       </w:r>
     </w:p>
     <w:p>
@@ -1500,7 +2047,7 @@
           <w:lang w:val="en-IN"/>
         </w:rPr>
         <w:pict w14:anchorId="7DCCEE65">
-          <v:rect id="_x0000_i1273" style="width:0;height:1.5pt" o:hralign="center" o:hrstd="t" o:hr="t" fillcolor="#a0a0a0" stroked="f"/>
+          <v:rect id="_x0000_i1042" style="width:0;height:1.5pt" o:hralign="center" o:hrstd="t" o:hr="t" fillcolor="#a0a0a0" stroked="f"/>
         </w:pict>
       </w:r>
     </w:p>
@@ -1558,7 +2105,7 @@
           <w:lang w:val="en-IN"/>
         </w:rPr>
         <w:pict w14:anchorId="39E29287">
-          <v:rect id="_x0000_i1274" style="width:0;height:1.5pt" o:hralign="center" o:hrstd="t" o:hr="t" fillcolor="#a0a0a0" stroked="f"/>
+          <v:rect id="_x0000_i1043" style="width:0;height:1.5pt" o:hralign="center" o:hrstd="t" o:hr="t" fillcolor="#a0a0a0" stroked="f"/>
         </w:pict>
       </w:r>
     </w:p>
@@ -1641,7 +2188,7 @@
           <w:lang w:val="en-IN"/>
         </w:rPr>
         <w:pict w14:anchorId="441C0602">
-          <v:rect id="_x0000_i1275" style="width:0;height:1.5pt" o:hralign="center" o:hrstd="t" o:hr="t" fillcolor="#a0a0a0" stroked="f"/>
+          <v:rect id="_x0000_i1044" style="width:0;height:1.5pt" o:hralign="center" o:hrstd="t" o:hr="t" fillcolor="#a0a0a0" stroked="f"/>
         </w:pict>
       </w:r>
     </w:p>
@@ -1659,7 +2206,25 @@
           <w:bCs/>
           <w:lang w:val="en-IN"/>
         </w:rPr>
-        <w:t>LAB 2.8 — Snowsight Monitoring</w:t>
+        <w:t xml:space="preserve">LAB 2.8 — </w:t>
+      </w:r>
+      <w:proofErr w:type="spellStart"/>
+      <w:r>
+        <w:rPr>
+          <w:b/>
+          <w:bCs/>
+          <w:lang w:val="en-IN"/>
+        </w:rPr>
+        <w:t>Snowsight</w:t>
+      </w:r>
+      <w:proofErr w:type="spellEnd"/>
+      <w:r>
+        <w:rPr>
+          <w:b/>
+          <w:bCs/>
+          <w:lang w:val="en-IN"/>
+        </w:rPr>
+        <w:t xml:space="preserve"> Monitoring</w:t>
       </w:r>
     </w:p>
     <w:p>
@@ -1724,7 +2289,7 @@
           <w:lang w:val="en-IN"/>
         </w:rPr>
         <w:pict w14:anchorId="021F40B7">
-          <v:rect id="_x0000_i1276" style="width:0;height:1.5pt" o:hralign="center" o:hrstd="t" o:hr="t" fillcolor="#a0a0a0" stroked="f"/>
+          <v:rect id="_x0000_i1045" style="width:0;height:1.5pt" o:hralign="center" o:hrstd="t" o:hr="t" fillcolor="#a0a0a0" stroked="f"/>
         </w:pict>
       </w:r>
     </w:p>
@@ -1756,7 +2321,7 @@
           <w:lang w:val="en-IN"/>
         </w:rPr>
         <w:pict w14:anchorId="0402529F">
-          <v:rect id="_x0000_i1277" style="width:0;height:1.5pt" o:hralign="center" o:hrstd="t" o:hr="t" fillcolor="#a0a0a0" stroked="f"/>
+          <v:rect id="_x0000_i1046" style="width:0;height:1.5pt" o:hralign="center" o:hrstd="t" o:hr="t" fillcolor="#a0a0a0" stroked="f"/>
         </w:pict>
       </w:r>
     </w:p>
@@ -1787,15 +2352,31 @@
         <w:rPr>
           <w:lang w:val="en-IN"/>
         </w:rPr>
-        <w:t>CREATE WAREHOUSE analytics_wh</w:t>
-      </w:r>
+        <w:t xml:space="preserve">CREATE WAREHOUSE </w:t>
+      </w:r>
+      <w:proofErr w:type="spellStart"/>
+      <w:r>
+        <w:rPr>
+          <w:lang w:val="en-IN"/>
+        </w:rPr>
+        <w:t>analytics_wh</w:t>
+      </w:r>
+      <w:proofErr w:type="spellEnd"/>
       <w:r>
         <w:rPr>
           <w:lang w:val="en-IN"/>
         </w:rPr>
         <w:br/>
-        <w:t>WITH WAREHOUSE_SIZE = 'SMALL';</w:t>
-      </w:r>
+        <w:t>WITH WAREHOUSE_SIZE = 'SMALL</w:t>
+      </w:r>
+      <w:proofErr w:type="gramStart"/>
+      <w:r>
+        <w:rPr>
+          <w:lang w:val="en-IN"/>
+        </w:rPr>
+        <w:t>';</w:t>
+      </w:r>
+      <w:proofErr w:type="gramEnd"/>
     </w:p>
     <w:p>
       <w:pPr>
@@ -1808,7 +2389,7 @@
           <w:lang w:val="en-IN"/>
         </w:rPr>
         <w:pict w14:anchorId="682862B2">
-          <v:rect id="_x0000_i1278" style="width:0;height:1.5pt" o:hralign="center" o:hrstd="t" o:hr="t" fillcolor="#a0a0a0" stroked="f"/>
+          <v:rect id="_x0000_i1047" style="width:0;height:1.5pt" o:hralign="center" o:hrstd="t" o:hr="t" fillcolor="#a0a0a0" stroked="f"/>
         </w:pict>
       </w:r>
     </w:p>
@@ -1839,8 +2420,30 @@
         <w:rPr>
           <w:lang w:val="en-IN"/>
         </w:rPr>
-        <w:t>ALTER WAREHOUSE analytics_wh SET WAREHOUSE_SIZE = 'MEDIUM';</w:t>
-      </w:r>
+        <w:t xml:space="preserve">ALTER WAREHOUSE </w:t>
+      </w:r>
+      <w:proofErr w:type="spellStart"/>
+      <w:r>
+        <w:rPr>
+          <w:lang w:val="en-IN"/>
+        </w:rPr>
+        <w:t>analytics_wh</w:t>
+      </w:r>
+      <w:proofErr w:type="spellEnd"/>
+      <w:r>
+        <w:rPr>
+          <w:lang w:val="en-IN"/>
+        </w:rPr>
+        <w:t xml:space="preserve"> SET WAREHOUSE_SIZE = 'MEDIUM</w:t>
+      </w:r>
+      <w:proofErr w:type="gramStart"/>
+      <w:r>
+        <w:rPr>
+          <w:lang w:val="en-IN"/>
+        </w:rPr>
+        <w:t>';</w:t>
+      </w:r>
+      <w:proofErr w:type="gramEnd"/>
     </w:p>
     <w:p>
       <w:pPr>
@@ -1853,7 +2456,7 @@
           <w:lang w:val="en-IN"/>
         </w:rPr>
         <w:pict w14:anchorId="705F3BB1">
-          <v:rect id="_x0000_i1279" style="width:0;height:1.5pt" o:hralign="center" o:hrstd="t" o:hr="t" fillcolor="#a0a0a0" stroked="f"/>
+          <v:rect id="_x0000_i1048" style="width:0;height:1.5pt" o:hralign="center" o:hrstd="t" o:hr="t" fillcolor="#a0a0a0" stroked="f"/>
         </w:pict>
       </w:r>
     </w:p>
@@ -1884,8 +2487,16 @@
         <w:rPr>
           <w:lang w:val="en-IN"/>
         </w:rPr>
-        <w:t>ALTER WAREHOUSE analytics_wh</w:t>
-      </w:r>
+        <w:t xml:space="preserve">ALTER WAREHOUSE </w:t>
+      </w:r>
+      <w:proofErr w:type="spellStart"/>
+      <w:r>
+        <w:rPr>
+          <w:lang w:val="en-IN"/>
+        </w:rPr>
+        <w:t>analytics_wh</w:t>
+      </w:r>
+      <w:proofErr w:type="spellEnd"/>
       <w:r>
         <w:rPr>
           <w:lang w:val="en-IN"/>
@@ -1898,8 +2509,16 @@
           <w:lang w:val="en-IN"/>
         </w:rPr>
         <w:br/>
-        <w:t>AUTO_RESUME = TRUE;</w:t>
-      </w:r>
+        <w:t xml:space="preserve">AUTO_RESUME = </w:t>
+      </w:r>
+      <w:proofErr w:type="gramStart"/>
+      <w:r>
+        <w:rPr>
+          <w:lang w:val="en-IN"/>
+        </w:rPr>
+        <w:t>TRUE;</w:t>
+      </w:r>
+      <w:proofErr w:type="gramEnd"/>
     </w:p>
     <w:p>
       <w:pPr>
@@ -1912,7 +2531,7 @@
           <w:lang w:val="en-IN"/>
         </w:rPr>
         <w:pict w14:anchorId="1081DB95">
-          <v:rect id="_x0000_i1280" style="width:0;height:1.5pt" o:hralign="center" o:hrstd="t" o:hr="t" fillcolor="#a0a0a0" stroked="f"/>
+          <v:rect id="_x0000_i1049" style="width:0;height:1.5pt" o:hralign="center" o:hrstd="t" o:hr="t" fillcolor="#a0a0a0" stroked="f"/>
         </w:pict>
       </w:r>
     </w:p>
@@ -1930,21 +2549,45 @@
           <w:bCs/>
           <w:lang w:val="en-IN"/>
         </w:rPr>
-        <w:t>LAB 3.4 — Multi-Cluster Scaling</w:t>
-      </w:r>
-    </w:p>
-    <w:p>
-      <w:pPr>
-        <w:rPr>
-          <w:lang w:val="en-IN"/>
-        </w:rPr>
-      </w:pPr>
-      <w:r>
-        <w:rPr>
-          <w:lang w:val="en-IN"/>
-        </w:rPr>
-        <w:t>ALTER WAREHOUSE analytics_wh</w:t>
-      </w:r>
+        <w:t>LAB 3.4 — Multi</w:t>
+      </w:r>
+      <w:r>
+        <w:rPr>
+          <w:b/>
+          <w:bCs/>
+          <w:lang w:val="en-IN"/>
+        </w:rPr>
+        <w:t xml:space="preserve"> - </w:t>
+      </w:r>
+      <w:r>
+        <w:rPr>
+          <w:b/>
+          <w:bCs/>
+          <w:lang w:val="en-IN"/>
+        </w:rPr>
+        <w:t>Cluster Scaling</w:t>
+      </w:r>
+    </w:p>
+    <w:p>
+      <w:pPr>
+        <w:rPr>
+          <w:lang w:val="en-IN"/>
+        </w:rPr>
+      </w:pPr>
+      <w:r>
+        <w:rPr>
+          <w:lang w:val="en-IN"/>
+        </w:rPr>
+        <w:t xml:space="preserve">ALTER WAREHOUSE </w:t>
+      </w:r>
+      <w:proofErr w:type="spellStart"/>
+      <w:r>
+        <w:rPr>
+          <w:lang w:val="en-IN"/>
+        </w:rPr>
+        <w:t>analytics_wh</w:t>
+      </w:r>
+      <w:proofErr w:type="spellEnd"/>
       <w:r>
         <w:rPr>
           <w:lang w:val="en-IN"/>
@@ -1964,8 +2607,16 @@
           <w:lang w:val="en-IN"/>
         </w:rPr>
         <w:br/>
-        <w:t>SCALING_POLICY = 'STANDARD';</w:t>
-      </w:r>
+        <w:t>SCALING_POLICY = 'STANDARD</w:t>
+      </w:r>
+      <w:proofErr w:type="gramStart"/>
+      <w:r>
+        <w:rPr>
+          <w:lang w:val="en-IN"/>
+        </w:rPr>
+        <w:t>';</w:t>
+      </w:r>
+      <w:proofErr w:type="gramEnd"/>
     </w:p>
     <w:p>
       <w:pPr>
@@ -1978,7 +2629,7 @@
           <w:lang w:val="en-IN"/>
         </w:rPr>
         <w:pict w14:anchorId="60D1945B">
-          <v:rect id="_x0000_i1281" style="width:0;height:1.5pt" o:hralign="center" o:hrstd="t" o:hr="t" fillcolor="#a0a0a0" stroked="f"/>
+          <v:rect id="_x0000_i1050" style="width:0;height:1.5pt" o:hralign="center" o:hrstd="t" o:hr="t" fillcolor="#a0a0a0" stroked="f"/>
         </w:pict>
       </w:r>
     </w:p>
@@ -2009,8 +2660,16 @@
         <w:rPr>
           <w:lang w:val="en-IN"/>
         </w:rPr>
-        <w:t>SHOW WAREHOUSES;</w:t>
-      </w:r>
+        <w:t xml:space="preserve">SHOW </w:t>
+      </w:r>
+      <w:proofErr w:type="gramStart"/>
+      <w:r>
+        <w:rPr>
+          <w:lang w:val="en-IN"/>
+        </w:rPr>
+        <w:t>WAREHOUSES;</w:t>
+      </w:r>
+      <w:proofErr w:type="gramEnd"/>
     </w:p>
     <w:p>
       <w:pPr>
@@ -2023,7 +2682,7 @@
           <w:lang w:val="en-IN"/>
         </w:rPr>
         <w:pict w14:anchorId="63354DDC">
-          <v:rect id="_x0000_i1282" style="width:0;height:1.5pt" o:hralign="center" o:hrstd="t" o:hr="t" fillcolor="#a0a0a0" stroked="f"/>
+          <v:rect id="_x0000_i1051" style="width:0;height:1.5pt" o:hralign="center" o:hrstd="t" o:hr="t" fillcolor="#a0a0a0" stroked="f"/>
         </w:pict>
       </w:r>
     </w:p>
@@ -2075,8 +2734,16 @@
           <w:lang w:val="en-IN"/>
         </w:rPr>
         <w:br/>
-        <w:t>ON 100 PERCENT DO SUSPEND;</w:t>
-      </w:r>
+        <w:t xml:space="preserve">ON 100 PERCENT DO </w:t>
+      </w:r>
+      <w:proofErr w:type="gramStart"/>
+      <w:r>
+        <w:rPr>
+          <w:lang w:val="en-IN"/>
+        </w:rPr>
+        <w:t>SUSPEND;</w:t>
+      </w:r>
+      <w:proofErr w:type="gramEnd"/>
     </w:p>
     <w:p>
       <w:pPr>
@@ -2101,8 +2768,30 @@
         <w:rPr>
           <w:lang w:val="en-IN"/>
         </w:rPr>
-        <w:t>ALTER WAREHOUSE analytics_wh SET RESOURCE_MONITOR = monitor1;</w:t>
-      </w:r>
+        <w:t xml:space="preserve">ALTER WAREHOUSE </w:t>
+      </w:r>
+      <w:proofErr w:type="spellStart"/>
+      <w:r>
+        <w:rPr>
+          <w:lang w:val="en-IN"/>
+        </w:rPr>
+        <w:t>analytics_wh</w:t>
+      </w:r>
+      <w:proofErr w:type="spellEnd"/>
+      <w:r>
+        <w:rPr>
+          <w:lang w:val="en-IN"/>
+        </w:rPr>
+        <w:t xml:space="preserve"> SET RESOURCE_MONITOR = </w:t>
+      </w:r>
+      <w:proofErr w:type="gramStart"/>
+      <w:r>
+        <w:rPr>
+          <w:lang w:val="en-IN"/>
+        </w:rPr>
+        <w:t>monitor1;</w:t>
+      </w:r>
+      <w:proofErr w:type="gramEnd"/>
     </w:p>
     <w:p>
       <w:pPr>
@@ -2115,7 +2804,7 @@
           <w:lang w:val="en-IN"/>
         </w:rPr>
         <w:pict w14:anchorId="0EF8D2DB">
-          <v:rect id="_x0000_i1283" style="width:0;height:1.5pt" o:hralign="center" o:hrstd="t" o:hr="t" fillcolor="#a0a0a0" stroked="f"/>
+          <v:rect id="_x0000_i1052" style="width:0;height:1.5pt" o:hralign="center" o:hrstd="t" o:hr="t" fillcolor="#a0a0a0" stroked="f"/>
         </w:pict>
       </w:r>
     </w:p>
@@ -2215,7 +2904,7 @@
           <w:lang w:val="en-IN"/>
         </w:rPr>
         <w:pict w14:anchorId="7ABDDE8B">
-          <v:rect id="_x0000_i1284" style="width:0;height:1.5pt" o:hralign="center" o:hrstd="t" o:hr="t" fillcolor="#a0a0a0" stroked="f"/>
+          <v:rect id="_x0000_i1053" style="width:0;height:1.5pt" o:hralign="center" o:hrstd="t" o:hr="t" fillcolor="#a0a0a0" stroked="f"/>
         </w:pict>
       </w:r>
     </w:p>
@@ -2284,7 +2973,19 @@
         <w:rPr>
           <w:lang w:val="en-IN"/>
         </w:rPr>
-        <w:t xml:space="preserve">Multi-cluster scaling </w:t>
+        <w:t>Multi</w:t>
+      </w:r>
+      <w:r>
+        <w:rPr>
+          <w:lang w:val="en-IN"/>
+        </w:rPr>
+        <w:t xml:space="preserve"> - </w:t>
+      </w:r>
+      <w:r>
+        <w:rPr>
+          <w:lang w:val="en-IN"/>
+        </w:rPr>
+        <w:t xml:space="preserve">cluster scaling </w:t>
       </w:r>
     </w:p>
     <w:p>
@@ -4707,6 +5408,7 @@
   <w:style w:type="character" w:default="1" w:styleId="DefaultParagraphFont">
     <w:name w:val="Default Paragraph Font"/>
     <w:uiPriority w:val="1"/>
+    <w:semiHidden/>
     <w:unhideWhenUsed/>
   </w:style>
   <w:style w:type="table" w:default="1" w:styleId="TableNormal">
